--- a/parcial-2-bd-supabase-auth/semana-08/README.docx
+++ b/parcial-2-bd-supabase-auth/semana-08/README.docx
@@ -2,7 +2,7 @@
 <file path=word/document.xml><?xml version="1.0" encoding="utf-8"?>
 <w:document xmlns:w="http://schemas.openxmlformats.org/wordprocessingml/2006/main" xmlns:m="http://schemas.openxmlformats.org/officeDocument/2006/math" xmlns:r="http://schemas.openxmlformats.org/officeDocument/2006/relationships" xmlns:o="urn:schemas-microsoft-com:office:office" xmlns:v="urn:schemas-microsoft-com:vml" xmlns:w10="urn:schemas-microsoft-com:office:word" xmlns:a="http://schemas.openxmlformats.org/drawingml/2006/main" xmlns:pic="http://schemas.openxmlformats.org/drawingml/2006/picture" xmlns:wp="http://schemas.openxmlformats.org/drawingml/2006/wordprocessingDrawing">
   <w:body>
-    <w:bookmarkStart w:id="9" w:name="semana-8-12-16-oct--programación-web"/>
+    <w:bookmarkStart w:id="9" w:name="semana-8-12-16-oct-programación-web"/>
     <w:p>
       <w:pPr>
         <w:pStyle w:val="Heading1"/>
@@ -152,31 +152,76 @@
           <w:b/>
           <w:bCs/>
         </w:rPr>
-        <w:t xml:space="preserve">Archivos base:</w:t>
-      </w:r>
-      <w:r>
-        <w:t xml:space="preserve"> </w:t>
+        <w:t xml:space="preserve">Material de esta semana (</w:t>
       </w:r>
       <w:r>
         <w:rPr>
           <w:rStyle w:val="VerbatimChar"/>
-        </w:rPr>
-        <w:t xml:space="preserve">base/backend-usuarios/</w:t>
-      </w:r>
-      <w:r>
-        <w:t xml:space="preserve"> </w:t>
-      </w:r>
-      <w:r>
-        <w:t xml:space="preserve">— andamiaje vacío (</w:t>
+          <w:b/>
+          <w:bCs/>
+        </w:rPr>
+        <w:t xml:space="preserve">base/</w:t>
+      </w:r>
+      <w:r>
+        <w:rPr>
+          <w:b/>
+          <w:bCs/>
+        </w:rPr>
+        <w:t xml:space="preserve">):</w:t>
+      </w:r>
+      <w:r>
+        <w:t xml:space="preserve"> </w:t>
+      </w:r>
+      <w:r>
+        <w:t xml:space="preserve">-</w:t>
+      </w:r>
+      <w:r>
+        <w:t xml:space="preserve"> </w:t>
       </w:r>
       <w:r>
         <w:rPr>
           <w:rStyle w:val="VerbatimChar"/>
         </w:rPr>
+        <w:t xml:space="preserve">backend-usuarios/</w:t>
+      </w:r>
+      <w:r>
+        <w:t xml:space="preserve">: andamiaje vacío para MySQL (</w:t>
+      </w:r>
+      <w:r>
+        <w:rPr>
+          <w:rStyle w:val="VerbatimChar"/>
+        </w:rPr>
+        <w:t xml:space="preserve">db-local.js</w:t>
+      </w:r>
+      <w:r>
+        <w:t xml:space="preserve"> </w:t>
+      </w:r>
+      <w:r>
+        <w:t xml:space="preserve">con</w:t>
+      </w:r>
+      <w:r>
+        <w:t xml:space="preserve"> </w:t>
+      </w:r>
+      <w:r>
+        <w:rPr>
+          <w:rStyle w:val="VerbatimChar"/>
+        </w:rPr>
+        <w:t xml:space="preserve">mysql2</w:t>
+      </w:r>
+      <w:r>
+        <w:t xml:space="preserve">, modelo, controlador, rutas y</w:t>
+      </w:r>
+      <w:r>
+        <w:t xml:space="preserve"> </w:t>
+      </w:r>
+      <w:r>
+        <w:rPr>
+          <w:rStyle w:val="VerbatimChar"/>
+        </w:rPr>
         <w:t xml:space="preserve">schema-usuarios.sql</w:t>
       </w:r>
       <w:r>
-        <w:t xml:space="preserve">,</w:t>
+        <w:t xml:space="preserve">) y</w:t>
       </w:r>
       <w:r>
         <w:t xml:space="preserve"> </w:t>
@@ -185,10 +230,13 @@
         <w:rPr>
           <w:rStyle w:val="VerbatimChar"/>
         </w:rPr>
-        <w:t xml:space="preserve">db-local.js</w:t>
-      </w:r>
-      <w:r>
-        <w:t xml:space="preserve">,</w:t>
+        <w:t xml:space="preserve">.env.example</w:t>
+      </w:r>
+      <w:r>
+        <w:t xml:space="preserve"> </w:t>
+      </w:r>
+      <w:r>
+        <w:t xml:space="preserve">con las variables de conexión. Instala</w:t>
       </w:r>
       <w:r>
         <w:t xml:space="preserve"> </w:t>
@@ -197,10 +245,32 @@
         <w:rPr>
           <w:rStyle w:val="VerbatimChar"/>
         </w:rPr>
-        <w:t xml:space="preserve">models/</w:t>
-      </w:r>
-      <w:r>
-        <w:t xml:space="preserve">,</w:t>
+        <w:t xml:space="preserve">npm install mysql2 bcryptjs</w:t>
+      </w:r>
+      <w:r>
+        <w:t xml:space="preserve">.</w:t>
+      </w:r>
+      <w:r>
+        <w:t xml:space="preserve"> </w:t>
+      </w:r>
+      <w:r>
+        <w:t xml:space="preserve">- Además de los 4 endpoints,</w:t>
+      </w:r>
+      <w:r>
+        <w:t xml:space="preserve"> </w:t>
+      </w:r>
+      <w:r>
+        <w:rPr>
+          <w:b/>
+          <w:bCs/>
+        </w:rPr>
+        <w:t xml:space="preserve">tu backend debe rechazar datos inválidos</w:t>
+      </w:r>
+      <w:r>
+        <w:t xml:space="preserve"> </w:t>
+      </w:r>
+      <w:r>
+        <w:t xml:space="preserve">con un 400 aunque la petición no venga del front: correo sin formato válido, boleta que no tenga 10 dígitos o contraseña de menos de 8 caracteres. Usa las mismas reglas que</w:t>
       </w:r>
       <w:r>
         <w:t xml:space="preserve"> </w:t>
@@ -209,10 +279,19 @@
         <w:rPr>
           <w:rStyle w:val="VerbatimChar"/>
         </w:rPr>
-        <w:t xml:space="preserve">controllers/</w:t>
-      </w:r>
-      <w:r>
-        <w:t xml:space="preserve">,</w:t>
+        <w:t xml:space="preserve">lib/validaciones.js</w:t>
+      </w:r>
+      <w:r>
+        <w:t xml:space="preserve"> </w:t>
+      </w:r>
+      <w:r>
+        <w:t xml:space="preserve">de tu front.</w:t>
+      </w:r>
+      <w:r>
+        <w:t xml:space="preserve"> </w:t>
+      </w:r>
+      <w:r>
+        <w:t xml:space="preserve">-</w:t>
       </w:r>
       <w:r>
         <w:t xml:space="preserve"> </w:t>
@@ -221,10 +300,10 @@
         <w:rPr>
           <w:rStyle w:val="VerbatimChar"/>
         </w:rPr>
-        <w:t xml:space="preserve">routes/</w:t>
-      </w:r>
-      <w:r>
-        <w:t xml:space="preserve">) para el CRUD sobre PostgreSQL local. Instala</w:t>
+        <w:t xml:space="preserve">mini-proyecto-next/</w:t>
+      </w:r>
+      <w:r>
+        <w:t xml:space="preserve">: Copia el contenido de</w:t>
       </w:r>
       <w:r>
         <w:t xml:space="preserve"> </w:t>
@@ -233,13 +312,13 @@
         <w:rPr>
           <w:rStyle w:val="VerbatimChar"/>
         </w:rPr>
-        <w:t xml:space="preserve">pg</w:t>
-      </w:r>
-      <w:r>
-        <w:t xml:space="preserve"> </w:t>
-      </w:r>
-      <w:r>
-        <w:t xml:space="preserve">y</w:t>
+        <w:t xml:space="preserve">base/mini-proyecto-next/</w:t>
+      </w:r>
+      <w:r>
+        <w:t xml:space="preserve"> </w:t>
+      </w:r>
+      <w:r>
+        <w:t xml:space="preserve">encima de tu app (la misma desde la semana 6). Trae</w:t>
       </w:r>
       <w:r>
         <w:t xml:space="preserve"> </w:t>
@@ -248,13 +327,13 @@
         <w:rPr>
           <w:rStyle w:val="VerbatimChar"/>
         </w:rPr>
-        <w:t xml:space="preserve">bcryptjs</w:t>
-      </w:r>
-      <w:r>
-        <w:t xml:space="preserve"> </w:t>
-      </w:r>
-      <w:r>
-        <w:t xml:space="preserve">en tu backend real.</w:t>
+        <w:t xml:space="preserve">pages/admin/usuarios.js</w:t>
+      </w:r>
+      <w:r>
+        <w:t xml:space="preserve"> </w:t>
+      </w:r>
+      <w:r>
+        <w:t xml:space="preserve">ya hecha (alta y lista, con validaciones). Sirve para probar tu CRUD desde el navegador, además de Postman.</w:t>
       </w:r>
     </w:p>
     <w:p>
